--- a/readme.docx
+++ b/readme.docx
@@ -29,7 +29,7 @@
           <w:rFonts w:hint="eastAsia"/>
           <w:lang w:val="en-US" w:eastAsia="zh-CN"/>
         </w:rPr>
-        <w:t>多云</w:t>
+        <w:t>2023年6月2日星期四</w:t>
       </w:r>
       <w:bookmarkStart w:id="0" w:name="_GoBack"/>
       <w:bookmarkEnd w:id="0"/>

--- a/readme.docx
+++ b/readme.docx
@@ -20,6 +20,21 @@
     <w:p>
       <w:pPr>
         <w:rPr>
+          <w:rFonts w:hint="eastAsia"/>
+          <w:lang w:val="en-US" w:eastAsia="zh-CN"/>
+        </w:rPr>
+      </w:pPr>
+      <w:r>
+        <w:rPr>
+          <w:rFonts w:hint="eastAsia"/>
+          <w:lang w:val="en-US" w:eastAsia="zh-CN"/>
+        </w:rPr>
+        <w:t>2023年6月2日星期四</w:t>
+      </w:r>
+    </w:p>
+    <w:p>
+      <w:pPr>
+        <w:rPr>
           <w:rFonts w:hint="default"/>
           <w:lang w:val="en-US" w:eastAsia="zh-CN"/>
         </w:rPr>
@@ -29,7 +44,7 @@
           <w:rFonts w:hint="eastAsia"/>
           <w:lang w:val="en-US" w:eastAsia="zh-CN"/>
         </w:rPr>
-        <w:t>2023年6月2日星期四</w:t>
+        <w:t>2024年端午节</w:t>
       </w:r>
       <w:bookmarkStart w:id="0" w:name="_GoBack"/>
       <w:bookmarkEnd w:id="0"/>

--- a/readme.docx
+++ b/readme.docx
@@ -35,7 +35,7 @@
     <w:p>
       <w:pPr>
         <w:rPr>
-          <w:rFonts w:hint="default"/>
+          <w:rFonts w:hint="eastAsia"/>
           <w:lang w:val="en-US" w:eastAsia="zh-CN"/>
         </w:rPr>
       </w:pPr>
@@ -46,6 +46,14 @@
         </w:rPr>
         <w:t>2024年端午节</w:t>
       </w:r>
+    </w:p>
+    <w:p>
+      <w:pPr>
+        <w:rPr>
+          <w:rFonts w:hint="default"/>
+          <w:lang w:val="en-US" w:eastAsia="zh-CN"/>
+        </w:rPr>
+      </w:pPr>
       <w:bookmarkStart w:id="0" w:name="_GoBack"/>
       <w:bookmarkEnd w:id="0"/>
     </w:p>

--- a/readme.docx
+++ b/readme.docx
@@ -50,12 +50,42 @@
     <w:p>
       <w:pPr>
         <w:rPr>
+          <w:rFonts w:hint="eastAsia"/>
+          <w:lang w:val="en-US" w:eastAsia="zh-CN"/>
+        </w:rPr>
+      </w:pPr>
+      <w:r>
+        <w:rPr>
+          <w:rFonts w:hint="eastAsia"/>
+          <w:lang w:val="en-US" w:eastAsia="zh-CN"/>
+        </w:rPr>
+        <w:t>2022年6月7日</w:t>
+      </w:r>
+    </w:p>
+    <w:p>
+      <w:pPr>
+        <w:rPr>
           <w:rFonts w:hint="default"/>
           <w:lang w:val="en-US" w:eastAsia="zh-CN"/>
         </w:rPr>
       </w:pPr>
+      <w:r>
+        <w:rPr>
+          <w:rFonts w:hint="eastAsia"/>
+          <w:lang w:val="en-US" w:eastAsia="zh-CN"/>
+        </w:rPr>
+        <w:t>今天是高考第一天</w:t>
+      </w:r>
       <w:bookmarkStart w:id="0" w:name="_GoBack"/>
       <w:bookmarkEnd w:id="0"/>
+    </w:p>
+    <w:p>
+      <w:pPr>
+        <w:rPr>
+          <w:rFonts w:hint="default"/>
+          <w:lang w:val="en-US" w:eastAsia="zh-CN"/>
+        </w:rPr>
+      </w:pPr>
     </w:p>
     <w:sectPr>
       <w:pgSz w:w="11906" w:h="16838"/>

--- a/readme.docx
+++ b/readme.docx
@@ -74,7 +74,7 @@
           <w:rFonts w:hint="eastAsia"/>
           <w:lang w:val="en-US" w:eastAsia="zh-CN"/>
         </w:rPr>
-        <w:t>今天是高考第一天</w:t>
+        <w:t>今天是高考第一天，，今天天气不错。</w:t>
       </w:r>
       <w:bookmarkStart w:id="0" w:name="_GoBack"/>
       <w:bookmarkEnd w:id="0"/>

--- a/readme.docx
+++ b/readme.docx
@@ -65,7 +65,7 @@
     <w:p>
       <w:pPr>
         <w:rPr>
-          <w:rFonts w:hint="default"/>
+          <w:rFonts w:hint="eastAsia"/>
           <w:lang w:val="en-US" w:eastAsia="zh-CN"/>
         </w:rPr>
       </w:pPr>
@@ -74,8 +74,16 @@
           <w:rFonts w:hint="eastAsia"/>
           <w:lang w:val="en-US" w:eastAsia="zh-CN"/>
         </w:rPr>
-        <w:t>今天是高考第一天，，今天天气不错。</w:t>
+        <w:t>今天是高考第一天，，今天天气不错。，心情也很好</w:t>
       </w:r>
+    </w:p>
+    <w:p>
+      <w:pPr>
+        <w:rPr>
+          <w:rFonts w:hint="default"/>
+          <w:lang w:val="en-US" w:eastAsia="zh-CN"/>
+        </w:rPr>
+      </w:pPr>
       <w:bookmarkStart w:id="0" w:name="_GoBack"/>
       <w:bookmarkEnd w:id="0"/>
     </w:p>

--- a/readme.docx
+++ b/readme.docx
@@ -74,8 +74,10 @@
           <w:rFonts w:hint="eastAsia"/>
           <w:lang w:val="en-US" w:eastAsia="zh-CN"/>
         </w:rPr>
-        <w:t>今天是高考第一天，，今天天气不错。，心情也很好</w:t>
+        <w:t>今天是高考第一天，，今天天好。</w:t>
       </w:r>
+      <w:bookmarkStart w:id="0" w:name="_GoBack"/>
+      <w:bookmarkEnd w:id="0"/>
     </w:p>
     <w:p>
       <w:pPr>
@@ -84,8 +86,6 @@
           <w:lang w:val="en-US" w:eastAsia="zh-CN"/>
         </w:rPr>
       </w:pPr>
-      <w:bookmarkStart w:id="0" w:name="_GoBack"/>
-      <w:bookmarkEnd w:id="0"/>
     </w:p>
     <w:p>
       <w:pPr>

--- a/readme.docx
+++ b/readme.docx
@@ -75,6 +75,36 @@
           <w:lang w:val="en-US" w:eastAsia="zh-CN"/>
         </w:rPr>
         <w:t>今天是高考第一天，，今天天好。</w:t>
+      </w:r>
+    </w:p>
+    <w:p>
+      <w:pPr>
+        <w:rPr>
+          <w:rFonts w:hint="eastAsia"/>
+          <w:lang w:val="en-US" w:eastAsia="zh-CN"/>
+        </w:rPr>
+      </w:pPr>
+      <w:r>
+        <w:rPr>
+          <w:rFonts w:hint="eastAsia"/>
+          <w:lang w:val="en-US" w:eastAsia="zh-CN"/>
+        </w:rPr>
+        <w:t>2022年6月10日星期五</w:t>
+      </w:r>
+    </w:p>
+    <w:p>
+      <w:pPr>
+        <w:rPr>
+          <w:rFonts w:hint="default"/>
+          <w:lang w:val="en-US" w:eastAsia="zh-CN"/>
+        </w:rPr>
+      </w:pPr>
+      <w:r>
+        <w:rPr>
+          <w:rFonts w:hint="eastAsia"/>
+          <w:lang w:val="en-US" w:eastAsia="zh-CN"/>
+        </w:rPr>
+        <w:t>多云转小与，今天学习了分支管理，创建了一个dev分支。</w:t>
       </w:r>
       <w:bookmarkStart w:id="0" w:name="_GoBack"/>
       <w:bookmarkEnd w:id="0"/>
@@ -181,7 +211,7 @@
     <w:lsdException w:qFormat="1" w:unhideWhenUsed="0" w:uiPriority="0" w:semiHidden="0" w:name="Title"/>
     <w:lsdException w:unhideWhenUsed="0" w:uiPriority="0" w:semiHidden="0" w:name="Closing"/>
     <w:lsdException w:unhideWhenUsed="0" w:uiPriority="0" w:semiHidden="0" w:name="Signature"/>
-    <w:lsdException w:unhideWhenUsed="0" w:uiPriority="0" w:name="Default Paragraph Font"/>
+    <w:lsdException w:qFormat="1" w:unhideWhenUsed="0" w:uiPriority="0" w:name="Default Paragraph Font"/>
     <w:lsdException w:unhideWhenUsed="0" w:uiPriority="0" w:semiHidden="0" w:name="Body Text"/>
     <w:lsdException w:unhideWhenUsed="0" w:uiPriority="0" w:semiHidden="0" w:name="Body Text Indent"/>
     <w:lsdException w:unhideWhenUsed="0" w:uiPriority="0" w:semiHidden="0" w:name="List Continue"/>
@@ -219,7 +249,7 @@
     <w:lsdException w:unhideWhenUsed="0" w:uiPriority="0" w:semiHidden="0" w:name="HTML Sample"/>
     <w:lsdException w:unhideWhenUsed="0" w:uiPriority="0" w:semiHidden="0" w:name="HTML Typewriter"/>
     <w:lsdException w:unhideWhenUsed="0" w:uiPriority="0" w:semiHidden="0" w:name="HTML Variable"/>
-    <w:lsdException w:unhideWhenUsed="0" w:uiPriority="0" w:name="Normal Table"/>
+    <w:lsdException w:qFormat="1" w:unhideWhenUsed="0" w:uiPriority="0" w:name="Normal Table"/>
     <w:lsdException w:unhideWhenUsed="0" w:uiPriority="0" w:semiHidden="0" w:name="annotation subject"/>
     <w:lsdException w:unhideWhenUsed="0" w:uiPriority="0" w:semiHidden="0" w:name="Table Simple 1"/>
     <w:lsdException w:unhideWhenUsed="0" w:uiPriority="0" w:semiHidden="0" w:name="Table Simple 2"/>
@@ -384,11 +414,13 @@
   <w:style w:type="character" w:default="1" w:styleId="3">
     <w:name w:val="Default Paragraph Font"/>
     <w:semiHidden/>
+    <w:qFormat/>
     <w:uiPriority w:val="0"/>
   </w:style>
   <w:style w:type="table" w:default="1" w:styleId="2">
     <w:name w:val="Normal Table"/>
     <w:semiHidden/>
+    <w:qFormat/>
     <w:uiPriority w:val="0"/>
     <w:tblPr>
       <w:tblCellMar>

--- a/readme.docx
+++ b/readme.docx
@@ -104,10 +104,17 @@
           <w:rFonts w:hint="eastAsia"/>
           <w:lang w:val="en-US" w:eastAsia="zh-CN"/>
         </w:rPr>
-        <w:t>多云转小与，今天学习了分支管理，创建了一个dev分支。</w:t>
+        <w:t>多云转小雨，今天学习了分支管理，创建了一个dev分支，</w:t>
       </w:r>
       <w:bookmarkStart w:id="0" w:name="_GoBack"/>
       <w:bookmarkEnd w:id="0"/>
+      <w:r>
+        <w:rPr>
+          <w:rFonts w:hint="eastAsia"/>
+          <w:lang w:val="en-US" w:eastAsia="zh-CN"/>
+        </w:rPr>
+        <w:t>使用Git创建分支简单又快速。</w:t>
+      </w:r>
     </w:p>
     <w:p>
       <w:pPr>

--- a/readme.docx
+++ b/readme.docx
@@ -104,33 +104,26 @@
           <w:rFonts w:hint="eastAsia"/>
           <w:lang w:val="en-US" w:eastAsia="zh-CN"/>
         </w:rPr>
-        <w:t>多云转小雨，今天学习了分支管理，创建了一个dev分支，</w:t>
+        <w:t>多云转小雨，今天学习了分支管理，创建了一个dev分支，使用Git创建分支简单又便捷。</w:t>
       </w:r>
+    </w:p>
+    <w:p>
+      <w:pPr>
+        <w:rPr>
+          <w:rFonts w:hint="default"/>
+          <w:lang w:val="en-US" w:eastAsia="zh-CN"/>
+        </w:rPr>
+      </w:pPr>
+    </w:p>
+    <w:p>
+      <w:pPr>
+        <w:rPr>
+          <w:rFonts w:hint="default"/>
+          <w:lang w:val="en-US" w:eastAsia="zh-CN"/>
+        </w:rPr>
+      </w:pPr>
       <w:bookmarkStart w:id="0" w:name="_GoBack"/>
       <w:bookmarkEnd w:id="0"/>
-      <w:r>
-        <w:rPr>
-          <w:rFonts w:hint="eastAsia"/>
-          <w:lang w:val="en-US" w:eastAsia="zh-CN"/>
-        </w:rPr>
-        <w:t>使用Git创建分支简单又快速。</w:t>
-      </w:r>
-    </w:p>
-    <w:p>
-      <w:pPr>
-        <w:rPr>
-          <w:rFonts w:hint="default"/>
-          <w:lang w:val="en-US" w:eastAsia="zh-CN"/>
-        </w:rPr>
-      </w:pPr>
-    </w:p>
-    <w:p>
-      <w:pPr>
-        <w:rPr>
-          <w:rFonts w:hint="default"/>
-          <w:lang w:val="en-US" w:eastAsia="zh-CN"/>
-        </w:rPr>
-      </w:pPr>
     </w:p>
     <w:sectPr>
       <w:pgSz w:w="11906" w:h="16838"/>

--- a/readme.docx
+++ b/readme.docx
@@ -104,26 +104,33 @@
           <w:rFonts w:hint="eastAsia"/>
           <w:lang w:val="en-US" w:eastAsia="zh-CN"/>
         </w:rPr>
-        <w:t>多云转小雨，今天学习了分支管理，创建了一个dev分支，使用Git创建分支简单又便捷。</w:t>
-      </w:r>
-    </w:p>
-    <w:p>
-      <w:pPr>
-        <w:rPr>
-          <w:rFonts w:hint="default"/>
-          <w:lang w:val="en-US" w:eastAsia="zh-CN"/>
-        </w:rPr>
-      </w:pPr>
-    </w:p>
-    <w:p>
-      <w:pPr>
-        <w:rPr>
-          <w:rFonts w:hint="default"/>
-          <w:lang w:val="en-US" w:eastAsia="zh-CN"/>
-        </w:rPr>
-      </w:pPr>
+        <w:t>多云转小雨，今天学习了分支管理，创建了一个dev分支，|</w:t>
+      </w:r>
       <w:bookmarkStart w:id="0" w:name="_GoBack"/>
       <w:bookmarkEnd w:id="0"/>
+      <w:r>
+        <w:rPr>
+          <w:rFonts w:hint="eastAsia"/>
+          <w:lang w:val="en-US" w:eastAsia="zh-CN"/>
+        </w:rPr>
+        <w:t>使用Git创建分支简单又便捷。</w:t>
+      </w:r>
+    </w:p>
+    <w:p>
+      <w:pPr>
+        <w:rPr>
+          <w:rFonts w:hint="default"/>
+          <w:lang w:val="en-US" w:eastAsia="zh-CN"/>
+        </w:rPr>
+      </w:pPr>
+    </w:p>
+    <w:p>
+      <w:pPr>
+        <w:rPr>
+          <w:rFonts w:hint="default"/>
+          <w:lang w:val="en-US" w:eastAsia="zh-CN"/>
+        </w:rPr>
+      </w:pPr>
     </w:p>
     <w:sectPr>
       <w:pgSz w:w="11906" w:h="16838"/>
